--- a/docs/service/PRODUCTION_SYSTEM_GUIDE.docx
+++ b/docs/service/PRODUCTION_SYSTEM_GUIDE.docx
@@ -228,7 +228,7 @@
                 <w:color w:val="1A1A1A"/>
                 <w:sz w:val="19"/>
               </w:rPr>
-              <w:t>2026-09-23</w:t>
+              <w:t>2026-09-28</w:t>
             </w:r>
           </w:p>
         </w:tc>
@@ -2692,7 +2692,7 @@
           <w:color w:val="1A1A1A"/>
           <w:sz w:val="21"/>
         </w:rPr>
-        <w:t xml:space="preserve">. A lined jacket needs leather </w:t>
+        <w:t xml:space="preserve">. Release is a </w:t>
       </w:r>
       <w:r>
         <w:rPr>
@@ -2700,7 +2700,7 @@
           <w:color w:val="1A1A1A"/>
           <w:sz w:val="21"/>
         </w:rPr>
-        <w:t>and</w:t>
+        <w:t>completeness</w:t>
       </w:r>
       <w:r>
         <w:rPr>
@@ -2708,7 +2708,7 @@
           <w:color w:val="1A1A1A"/>
           <w:sz w:val="21"/>
         </w:rPr>
-        <w:t xml:space="preserve"> lining; a leather-only piece (</w:t>
+        <w:t xml:space="preserve"> test, not a sequence one, and it has three clauses (</w:t>
       </w:r>
       <w:r>
         <w:rPr>
@@ -2716,7 +2716,7 @@
           <w:color w:val="8A3B1E"/>
           <w:sz w:val="21"/>
         </w:rPr>
-        <w:t>needs_lining: false</w:t>
+        <w:t>core/kit_rules.piece_complete</w:t>
       </w:r>
       <w:r>
         <w:rPr>
@@ -2724,7 +2724,292 @@
           <w:color w:val="1A1A1A"/>
           <w:sz w:val="21"/>
         </w:rPr>
-        <w:t>) clears on leather alone.</w:t>
+        <w:t>):</w:t>
+      </w:r>
+    </w:p>
+    <w:tbl>
+      <w:tblPr>
+        <w:tblStyle w:val="TableGrid"/>
+        <w:tblW w:type="auto" w:w="0"/>
+        <w:tblLayout w:type="autofit"/>
+        <w:tblLook w:firstColumn="1" w:firstRow="1" w:lastColumn="0" w:lastRow="0" w:noHBand="0" w:noVBand="1" w:val="04A0"/>
+      </w:tblPr>
+      <w:tblGrid>
+        <w:gridCol w:w="4896"/>
+        <w:gridCol w:w="4896"/>
+      </w:tblGrid>
+      <w:tr>
+        <w:trPr>
+          <w:tblHeader w:val="true"/>
+        </w:trPr>
+        <w:tc>
+          <w:tcPr>
+            <w:tcW w:type="dxa" w:w="4896"/>
+            <w:shd w:val="clear" w:color="auto" w:fill="EDE7E2"/>
+          </w:tcPr>
+          <w:p>
+            <w:r/>
+            <w:r>
+              <w:rPr>
+                <w:b/>
+                <w:color w:val="1A1A1A"/>
+                <w:sz w:val="18"/>
+              </w:rPr>
+              <w:t>Clause</w:t>
+            </w:r>
+          </w:p>
+        </w:tc>
+        <w:tc>
+          <w:tcPr>
+            <w:tcW w:type="dxa" w:w="4896"/>
+            <w:shd w:val="clear" w:color="auto" w:fill="EDE7E2"/>
+          </w:tcPr>
+          <w:p>
+            <w:r/>
+            <w:r>
+              <w:rPr>
+                <w:b/>
+                <w:color w:val="1A1A1A"/>
+                <w:sz w:val="18"/>
+              </w:rPr>
+              <w:t>When it applies</w:t>
+            </w:r>
+          </w:p>
+        </w:tc>
+      </w:tr>
+      <w:tr>
+        <w:tc>
+          <w:tcPr>
+            <w:tcW w:type="dxa" w:w="4896"/>
+          </w:tcPr>
+          <w:p>
+            <w:pPr>
+              <w:spacing w:after="20"/>
+            </w:pPr>
+            <w:r/>
+            <w:r>
+              <w:rPr>
+                <w:b w:val="0"/>
+                <w:color w:val="1A1A1A"/>
+                <w:sz w:val="18"/>
+              </w:rPr>
+              <w:t>leather is in</w:t>
+            </w:r>
+          </w:p>
+        </w:tc>
+        <w:tc>
+          <w:tcPr>
+            <w:tcW w:type="dxa" w:w="4896"/>
+          </w:tcPr>
+          <w:p>
+            <w:pPr>
+              <w:spacing w:after="20"/>
+            </w:pPr>
+            <w:r/>
+            <w:r>
+              <w:rPr>
+                <w:b w:val="0"/>
+                <w:color w:val="1A1A1A"/>
+                <w:sz w:val="18"/>
+              </w:rPr>
+              <w:t>always</w:t>
+            </w:r>
+          </w:p>
+        </w:tc>
+      </w:tr>
+      <w:tr>
+        <w:tc>
+          <w:tcPr>
+            <w:tcW w:type="dxa" w:w="4896"/>
+          </w:tcPr>
+          <w:p>
+            <w:pPr>
+              <w:spacing w:after="20"/>
+            </w:pPr>
+            <w:r/>
+            <w:r>
+              <w:rPr>
+                <w:b w:val="0"/>
+                <w:color w:val="1A1A1A"/>
+                <w:sz w:val="18"/>
+              </w:rPr>
+              <w:t>lining is in</w:t>
+            </w:r>
+          </w:p>
+        </w:tc>
+        <w:tc>
+          <w:tcPr>
+            <w:tcW w:type="dxa" w:w="4896"/>
+          </w:tcPr>
+          <w:p>
+            <w:pPr>
+              <w:spacing w:after="20"/>
+            </w:pPr>
+            <w:r/>
+            <w:r>
+              <w:rPr>
+                <w:b w:val="0"/>
+                <w:color w:val="1A1A1A"/>
+                <w:sz w:val="18"/>
+              </w:rPr>
+              <w:t xml:space="preserve">only when </w:t>
+            </w:r>
+            <w:r>
+              <w:rPr>
+                <w:rFonts w:ascii="Consolas" w:hAnsi="Consolas"/>
+                <w:color w:val="8A3B1E"/>
+                <w:sz w:val="18"/>
+              </w:rPr>
+              <w:t>needs_lining: true</w:t>
+            </w:r>
+            <w:r>
+              <w:rPr>
+                <w:b w:val="0"/>
+                <w:color w:val="1A1A1A"/>
+                <w:sz w:val="18"/>
+              </w:rPr>
+              <w:t xml:space="preserve"> — a leather-only piece clears on leather alone</w:t>
+            </w:r>
+          </w:p>
+        </w:tc>
+      </w:tr>
+      <w:tr>
+        <w:tc>
+          <w:tcPr>
+            <w:tcW w:type="dxa" w:w="4896"/>
+          </w:tcPr>
+          <w:p>
+            <w:pPr>
+              <w:spacing w:after="20"/>
+            </w:pPr>
+            <w:r/>
+            <w:r>
+              <w:rPr>
+                <w:b w:val="0"/>
+                <w:color w:val="1A1A1A"/>
+                <w:sz w:val="18"/>
+              </w:rPr>
+              <w:t xml:space="preserve">the </w:t>
+            </w:r>
+            <w:r>
+              <w:rPr>
+                <w:b/>
+                <w:color w:val="1A1A1A"/>
+                <w:sz w:val="18"/>
+              </w:rPr>
+              <w:t>kit</w:t>
+            </w:r>
+            <w:r>
+              <w:rPr>
+                <w:b w:val="0"/>
+                <w:color w:val="1A1A1A"/>
+                <w:sz w:val="18"/>
+              </w:rPr>
+              <w:t xml:space="preserve"> is issued</w:t>
+            </w:r>
+          </w:p>
+        </w:tc>
+        <w:tc>
+          <w:tcPr>
+            <w:tcW w:type="dxa" w:w="4896"/>
+          </w:tcPr>
+          <w:p>
+            <w:pPr>
+              <w:spacing w:after="20"/>
+            </w:pPr>
+            <w:r/>
+            <w:r>
+              <w:rPr>
+                <w:b w:val="0"/>
+                <w:color w:val="1A1A1A"/>
+                <w:sz w:val="18"/>
+              </w:rPr>
+              <w:t>only when the style declares accessories (</w:t>
+            </w:r>
+            <w:r>
+              <w:rPr>
+                <w:rFonts w:ascii="Consolas" w:hAnsi="Consolas"/>
+                <w:color w:val="8A3B1E"/>
+                <w:sz w:val="18"/>
+              </w:rPr>
+              <w:t>kit_required</w:t>
+            </w:r>
+            <w:r>
+              <w:rPr>
+                <w:b w:val="0"/>
+                <w:color w:val="1A1A1A"/>
+                <w:sz w:val="18"/>
+              </w:rPr>
+              <w:t>)</w:t>
+            </w:r>
+          </w:p>
+        </w:tc>
+      </w:tr>
+    </w:tbl>
+    <w:p>
+      <w:pPr>
+        <w:spacing w:after="0"/>
+      </w:pPr>
+    </w:p>
+    <w:p>
+      <w:pPr>
+        <w:spacing w:after="120"/>
+      </w:pPr>
+      <w:r>
+        <w:rPr>
+          <w:b w:val="0"/>
+          <w:color w:val="1A1A1A"/>
+          <w:sz w:val="21"/>
+        </w:rPr>
+        <w:t xml:space="preserve">The accessory clause is the one that is easy to forget: a style with a button or a zip on its material spec is </w:t>
+      </w:r>
+      <w:r>
+        <w:rPr>
+          <w:b/>
+          <w:color w:val="1A1A1A"/>
+          <w:sz w:val="21"/>
+        </w:rPr>
+        <w:t>not</w:t>
+      </w:r>
+      <w:r>
+        <w:rPr>
+          <w:b w:val="0"/>
+          <w:color w:val="1A1A1A"/>
+          <w:sz w:val="21"/>
+        </w:rPr>
+        <w:t xml:space="preserve"> complete on leather and lining, and </w:t>
+      </w:r>
+      <w:r>
+        <w:rPr>
+          <w:rFonts w:ascii="Consolas" w:hAnsi="Consolas"/>
+          <w:color w:val="8A3B1E"/>
+          <w:sz w:val="21"/>
+        </w:rPr>
+        <w:t>accessories_in</w:t>
+      </w:r>
+      <w:r>
+        <w:rPr>
+          <w:b w:val="0"/>
+          <w:color w:val="1A1A1A"/>
+          <w:sz w:val="21"/>
+        </w:rPr>
+        <w:t xml:space="preserve"> turns true only when </w:t>
+      </w:r>
+      <w:r>
+        <w:rPr>
+          <w:b/>
+          <w:color w:val="1A1A1A"/>
+          <w:sz w:val="21"/>
+        </w:rPr>
+        <w:t>every</w:t>
+      </w:r>
+      <w:r>
+        <w:rPr>
+          <w:b w:val="0"/>
+          <w:color w:val="1A1A1A"/>
+          <w:sz w:val="21"/>
+        </w:rPr>
+        <w:t xml:space="preserve"> declared line has been issued by its own packet scan. So a garment can sit at HOLDING_BOTH, look finished on the floor, and still be refused by this gate because nobody has scanned its zip packet.</w:t>
       </w:r>
     </w:p>
     <w:p>
@@ -6219,7 +6504,7 @@
           <w:color w:val="1A1A1A"/>
           <w:sz w:val="21"/>
         </w:rPr>
-        <w:t>Generated from the running app on 2026-09-23. Full request and response bodies are in the API Reference document.</w:t>
+        <w:t>Generated from the running app on 2026-09-28. Full request and response bodies are in the API Reference document.</w:t>
       </w:r>
     </w:p>
     <w:tbl>
@@ -7195,7 +7480,7 @@
         <w:color w:val="555555"/>
         <w:sz w:val="16"/>
       </w:rPr>
-      <w:t>KairoX ERP · Production Logging · System Guide · updated 2026-09-23</w:t>
+      <w:t>KairoX ERP · Production Logging · System Guide · updated 2026-09-28</w:t>
     </w:r>
   </w:p>
 </w:ftr>
